--- a/corpus/synthetic/bookmarks-crossref__006.docx
+++ b/corpus/synthetic/bookmarks-crossref__006.docx
@@ -3,36 +3,10 @@
 <w:document xmlns:w="http://schemas.openxmlformats.org/wordprocessingml/2006/main" xmlns:r="http://schemas.openxmlformats.org/officeDocument/2006/relationships" xmlns:wp="http://schemas.openxmlformats.org/drawingml/2006/wordprocessingDrawing" xmlns:a="http://schemas.openxmlformats.org/drawingml/2006/main" xmlns:pic="http://schemas.openxmlformats.org/drawingml/2006/picture" xmlns:m="http://schemas.openxmlformats.org/officeDocument/2006/math">
   <w:body>
     <w:p>
-      <w:bookmarkStart w:id="3" w:name="市场规模"/>
-      <w:bookmarkEnd w:id="3"/>
-      <w:bookmarkStart w:id="4" w:name="_GoBack"/>
-      <w:bookmarkEnd w:id="4"/>
       <w:r>
-        <w:t>2025 年市场规模达到 1200 亿。</w:t>
+        <w:t>Undo</w:t>
       </w:r>
-    </w:p>
-    <w:p>
-      <w:r>
-        <w:t xml:space="preserve">详见</w:t>
-      </w:r>
-      <w:r>
-        <w:fldChar w:fldCharType="begin"/>
-      </w:r>
-      <w:r>
-        <w:instrText xml:space="preserve"> REF 市场规模 \h </w:instrText>
-      </w:r>
-      <w:r>
-        <w:fldChar w:fldCharType="separate"/>
-      </w:r>
-      <w:r>
-        <w:t>2025 年市场规模达到 1200 亿。</w:t>
-      </w:r>
-      <w:r>
-        <w:fldChar w:fldCharType="end"/>
-      </w:r>
-      <w:r>
-        <w:t xml:space="preserve">一节。</w:t>
-      </w:r>
+      <w:fldSimple w:instr=" XE &quot;Undo&quot; "/>
     </w:p>
     <w:sectPr>
       <w:pgSz w:w="11906" w:h="16838"/>
